--- a/test/Результаты тестирования.docx
+++ b/test/Результаты тестирования.docx
@@ -3,8 +3,999 @@
 <w:document xmlns:wpc="http://schemas.microsoft.com/office/word/2010/wordprocessingCanvas" xmlns:mc="http://schemas.openxmlformats.org/markup-compatibility/2006" xmlns:o="urn:schemas-microsoft-com:office:office" xmlns:r="http://schemas.openxmlformats.org/officeDocument/2006/relationships" xmlns:m="http://schemas.openxmlformats.org/officeDocument/2006/math" xmlns:v="urn:schemas-microsoft-com:vml" xmlns:wp14="http://schemas.microsoft.com/office/word/2010/wordprocessingDrawing" xmlns:wp="http://schemas.openxmlformats.org/drawingml/2006/wordprocessingDrawing" xmlns:w10="urn:schemas-microsoft-com:office:word" xmlns:w="http://schemas.openxmlformats.org/wordprocessingml/2006/main" xmlns:w14="http://schemas.microsoft.com/office/word/2010/wordml" xmlns:w15="http://schemas.microsoft.com/office/word/2012/wordml" xmlns:wpg="http://schemas.microsoft.com/office/word/2010/wordprocessingGroup" xmlns:wpi="http://schemas.microsoft.com/office/word/2010/wordprocessingInk" xmlns:wne="http://schemas.microsoft.com/office/word/2006/wordml" xmlns:wps="http://schemas.microsoft.com/office/word/2010/wordprocessingShape" mc:Ignorable="w14 w15 wp14">
   <w:body>
     <w:p>
+      <w:pPr>
+        <w:rPr>
+          <w:rFonts w:ascii="Times New Roman" w:hAnsi="Times New Roman" w:cs="Times New Roman"/>
+          <w:sz w:val="28"/>
+          <w:szCs w:val="28"/>
+        </w:rPr>
+      </w:pPr>
+      <w:r>
+        <w:rPr>
+          <w:rFonts w:ascii="Times New Roman" w:hAnsi="Times New Roman" w:cs="Times New Roman"/>
+          <w:sz w:val="28"/>
+          <w:szCs w:val="28"/>
+        </w:rPr>
+        <w:t>Тест 1</w:t>
+      </w:r>
+      <w:r>
+        <w:rPr>
+          <w:rFonts w:ascii="Times New Roman" w:hAnsi="Times New Roman" w:cs="Times New Roman"/>
+          <w:sz w:val="28"/>
+          <w:szCs w:val="28"/>
+        </w:rPr>
+        <w:t xml:space="preserve">: </w:t>
+      </w:r>
+      <w:r>
+        <w:rPr>
+          <w:rFonts w:ascii="Times New Roman" w:hAnsi="Times New Roman" w:cs="Times New Roman"/>
+          <w:sz w:val="28"/>
+          <w:szCs w:val="28"/>
+        </w:rPr>
+        <w:t>Тестирование ввода нового перелёта с корректными данными</w:t>
+      </w:r>
+      <w:r>
+        <w:rPr>
+          <w:rFonts w:ascii="Times New Roman" w:hAnsi="Times New Roman" w:cs="Times New Roman"/>
+          <w:sz w:val="28"/>
+          <w:szCs w:val="28"/>
+        </w:rPr>
+        <w:t>.</w:t>
+      </w:r>
+    </w:p>
+    <w:p>
+      <w:pPr>
+        <w:rPr>
+          <w:rFonts w:ascii="Times New Roman" w:hAnsi="Times New Roman" w:cs="Times New Roman"/>
+          <w:sz w:val="28"/>
+          <w:szCs w:val="28"/>
+        </w:rPr>
+      </w:pPr>
+      <w:r>
+        <w:rPr>
+          <w:rFonts w:ascii="Times New Roman" w:hAnsi="Times New Roman" w:cs="Times New Roman"/>
+          <w:sz w:val="28"/>
+          <w:szCs w:val="28"/>
+        </w:rPr>
+        <w:t>Тест выполнен успешно.</w:t>
+      </w:r>
+    </w:p>
+    <w:p>
+      <w:pPr>
+        <w:rPr>
+          <w:rFonts w:ascii="Times New Roman" w:hAnsi="Times New Roman" w:cs="Times New Roman"/>
+          <w:sz w:val="28"/>
+          <w:szCs w:val="28"/>
+        </w:rPr>
+      </w:pPr>
+      <w:r>
+        <w:rPr>
+          <w:rFonts w:ascii="Times New Roman" w:hAnsi="Times New Roman" w:cs="Times New Roman"/>
+          <w:sz w:val="28"/>
+          <w:szCs w:val="28"/>
+        </w:rPr>
+        <w:t>Результат выполнения теста представлен на рисунке 1.</w:t>
+      </w:r>
+    </w:p>
+    <w:p>
+      <w:pPr>
+        <w:rPr>
+          <w:rFonts w:ascii="Times New Roman" w:hAnsi="Times New Roman" w:cs="Times New Roman"/>
+          <w:sz w:val="28"/>
+          <w:szCs w:val="28"/>
+        </w:rPr>
+      </w:pPr>
+    </w:p>
+    <w:p>
+      <w:pPr>
+        <w:jc w:val="center"/>
+        <w:rPr>
+          <w:rFonts w:ascii="Times New Roman" w:hAnsi="Times New Roman" w:cs="Times New Roman"/>
+          <w:sz w:val="28"/>
+          <w:szCs w:val="28"/>
+        </w:rPr>
+      </w:pPr>
+      <w:r>
+        <w:rPr>
+          <w:rFonts w:ascii="Times New Roman" w:hAnsi="Times New Roman" w:cs="Times New Roman"/>
+          <w:sz w:val="28"/>
+          <w:szCs w:val="28"/>
+        </w:rPr>
+        <w:drawing>
+          <wp:inline distT="0" distB="0" distL="0" distR="0" wp14:anchorId="749DFEAB" wp14:editId="3A586B51">
+            <wp:extent cx="3886200" cy="848691"/>
+            <wp:effectExtent l="0" t="0" r="0" b="8890"/>
+            <wp:docPr id="4" name="Рисунок 4"/>
+            <wp:cNvGraphicFramePr>
+              <a:graphicFrameLocks xmlns:a="http://schemas.openxmlformats.org/drawingml/2006/main" noChangeAspect="1"/>
+            </wp:cNvGraphicFramePr>
+            <a:graphic xmlns:a="http://schemas.openxmlformats.org/drawingml/2006/main">
+              <a:graphicData uri="http://schemas.openxmlformats.org/drawingml/2006/picture">
+                <pic:pic xmlns:pic="http://schemas.openxmlformats.org/drawingml/2006/picture">
+                  <pic:nvPicPr>
+                    <pic:cNvPr id="1" name=""/>
+                    <pic:cNvPicPr/>
+                  </pic:nvPicPr>
+                  <pic:blipFill>
+                    <a:blip r:embed="rId5"/>
+                    <a:stretch>
+                      <a:fillRect/>
+                    </a:stretch>
+                  </pic:blipFill>
+                  <pic:spPr>
+                    <a:xfrm>
+                      <a:off x="0" y="0"/>
+                      <a:ext cx="3909585" cy="853798"/>
+                    </a:xfrm>
+                    <a:prstGeom prst="rect">
+                      <a:avLst/>
+                    </a:prstGeom>
+                  </pic:spPr>
+                </pic:pic>
+              </a:graphicData>
+            </a:graphic>
+          </wp:inline>
+        </w:drawing>
+      </w:r>
+    </w:p>
+    <w:p>
+      <w:pPr>
+        <w:jc w:val="center"/>
+        <w:rPr>
+          <w:rFonts w:ascii="Times New Roman" w:hAnsi="Times New Roman" w:cs="Times New Roman"/>
+          <w:sz w:val="28"/>
+          <w:szCs w:val="28"/>
+        </w:rPr>
+      </w:pPr>
+      <w:r>
+        <w:rPr>
+          <w:rFonts w:ascii="Times New Roman" w:hAnsi="Times New Roman" w:cs="Times New Roman"/>
+          <w:sz w:val="28"/>
+          <w:szCs w:val="28"/>
+        </w:rPr>
+        <w:t>Рисунок 1</w:t>
+      </w:r>
+      <w:r>
+        <w:rPr>
+          <w:rFonts w:ascii="Times New Roman" w:hAnsi="Times New Roman" w:cs="Times New Roman"/>
+          <w:sz w:val="28"/>
+          <w:szCs w:val="28"/>
+        </w:rPr>
+        <w:t xml:space="preserve"> – </w:t>
+      </w:r>
+      <w:r>
+        <w:rPr>
+          <w:rFonts w:ascii="Times New Roman" w:hAnsi="Times New Roman" w:cs="Times New Roman"/>
+          <w:sz w:val="28"/>
+          <w:szCs w:val="28"/>
+        </w:rPr>
+        <w:t>Отображение введённого перелёта.</w:t>
+      </w:r>
+    </w:p>
+    <w:p>
+      <w:pPr>
+        <w:rPr>
+          <w:rFonts w:ascii="Times New Roman" w:hAnsi="Times New Roman" w:cs="Times New Roman"/>
+          <w:sz w:val="28"/>
+          <w:szCs w:val="28"/>
+        </w:rPr>
+      </w:pPr>
+    </w:p>
+    <w:p>
+      <w:pPr>
+        <w:jc w:val="both"/>
+        <w:rPr>
+          <w:rFonts w:ascii="Times New Roman" w:hAnsi="Times New Roman" w:cs="Times New Roman"/>
+          <w:sz w:val="28"/>
+          <w:szCs w:val="28"/>
+        </w:rPr>
+      </w:pPr>
+      <w:r>
+        <w:rPr>
+          <w:rFonts w:ascii="Times New Roman" w:hAnsi="Times New Roman" w:cs="Times New Roman"/>
+          <w:sz w:val="28"/>
+          <w:szCs w:val="28"/>
+        </w:rPr>
+        <w:t>Тест 2</w:t>
+      </w:r>
+      <w:r>
+        <w:rPr>
+          <w:rFonts w:ascii="Times New Roman" w:hAnsi="Times New Roman" w:cs="Times New Roman"/>
+          <w:sz w:val="28"/>
+          <w:szCs w:val="28"/>
+        </w:rPr>
+        <w:t xml:space="preserve">: </w:t>
+      </w:r>
+      <w:r>
+        <w:rPr>
+          <w:rFonts w:ascii="Times New Roman" w:hAnsi="Times New Roman" w:cs="Times New Roman"/>
+          <w:sz w:val="28"/>
+          <w:szCs w:val="28"/>
+        </w:rPr>
+        <w:t>Тестирование ввода нового перелёта введя некорректное временя отправления.</w:t>
+      </w:r>
+    </w:p>
+    <w:p>
+      <w:pPr>
+        <w:rPr>
+          <w:rFonts w:ascii="Times New Roman" w:hAnsi="Times New Roman" w:cs="Times New Roman"/>
+          <w:sz w:val="28"/>
+          <w:szCs w:val="28"/>
+        </w:rPr>
+      </w:pPr>
+      <w:r>
+        <w:rPr>
+          <w:rFonts w:ascii="Times New Roman" w:hAnsi="Times New Roman" w:cs="Times New Roman"/>
+          <w:sz w:val="28"/>
+          <w:szCs w:val="28"/>
+        </w:rPr>
+        <w:t>Тест выполнен успешно.</w:t>
+      </w:r>
+    </w:p>
+    <w:p>
+      <w:pPr>
+        <w:rPr>
+          <w:rFonts w:ascii="Times New Roman" w:hAnsi="Times New Roman" w:cs="Times New Roman"/>
+          <w:sz w:val="28"/>
+          <w:szCs w:val="28"/>
+        </w:rPr>
+      </w:pPr>
+      <w:r>
+        <w:rPr>
+          <w:rFonts w:ascii="Times New Roman" w:hAnsi="Times New Roman" w:cs="Times New Roman"/>
+          <w:sz w:val="28"/>
+          <w:szCs w:val="28"/>
+        </w:rPr>
+        <w:t>Результат выполнени</w:t>
+      </w:r>
+      <w:r>
+        <w:rPr>
+          <w:rFonts w:ascii="Times New Roman" w:hAnsi="Times New Roman" w:cs="Times New Roman"/>
+          <w:sz w:val="28"/>
+          <w:szCs w:val="28"/>
+        </w:rPr>
+        <w:t>я теста представлен на рисунке 2</w:t>
+      </w:r>
+      <w:r>
+        <w:rPr>
+          <w:rFonts w:ascii="Times New Roman" w:hAnsi="Times New Roman" w:cs="Times New Roman"/>
+          <w:sz w:val="28"/>
+          <w:szCs w:val="28"/>
+        </w:rPr>
+        <w:t>.</w:t>
+      </w:r>
+    </w:p>
+    <w:p>
+      <w:pPr>
+        <w:rPr>
+          <w:rFonts w:ascii="Times New Roman" w:hAnsi="Times New Roman" w:cs="Times New Roman"/>
+          <w:sz w:val="28"/>
+          <w:szCs w:val="28"/>
+        </w:rPr>
+      </w:pPr>
+    </w:p>
+    <w:p>
+      <w:pPr>
+        <w:jc w:val="center"/>
+        <w:rPr>
+          <w:rFonts w:ascii="Times New Roman" w:hAnsi="Times New Roman" w:cs="Times New Roman"/>
+          <w:sz w:val="28"/>
+          <w:szCs w:val="28"/>
+        </w:rPr>
+      </w:pPr>
+      <w:r>
+        <w:rPr>
+          <w:rFonts w:ascii="Times New Roman" w:hAnsi="Times New Roman" w:cs="Times New Roman"/>
+          <w:sz w:val="28"/>
+          <w:szCs w:val="28"/>
+        </w:rPr>
+        <w:drawing>
+          <wp:inline distT="0" distB="0" distL="0" distR="0" wp14:anchorId="7F896738" wp14:editId="5A3991DE">
+            <wp:extent cx="4443045" cy="1724025"/>
+            <wp:effectExtent l="0" t="0" r="0" b="0"/>
+            <wp:docPr id="1" name="Рисунок 1"/>
+            <wp:cNvGraphicFramePr>
+              <a:graphicFrameLocks xmlns:a="http://schemas.openxmlformats.org/drawingml/2006/main" noChangeAspect="1"/>
+            </wp:cNvGraphicFramePr>
+            <a:graphic xmlns:a="http://schemas.openxmlformats.org/drawingml/2006/main">
+              <a:graphicData uri="http://schemas.openxmlformats.org/drawingml/2006/picture">
+                <pic:pic xmlns:pic="http://schemas.openxmlformats.org/drawingml/2006/picture">
+                  <pic:nvPicPr>
+                    <pic:cNvPr id="1" name=""/>
+                    <pic:cNvPicPr/>
+                  </pic:nvPicPr>
+                  <pic:blipFill>
+                    <a:blip r:embed="rId6"/>
+                    <a:stretch>
+                      <a:fillRect/>
+                    </a:stretch>
+                  </pic:blipFill>
+                  <pic:spPr>
+                    <a:xfrm>
+                      <a:off x="0" y="0"/>
+                      <a:ext cx="4480207" cy="1738445"/>
+                    </a:xfrm>
+                    <a:prstGeom prst="rect">
+                      <a:avLst/>
+                    </a:prstGeom>
+                  </pic:spPr>
+                </pic:pic>
+              </a:graphicData>
+            </a:graphic>
+          </wp:inline>
+        </w:drawing>
+      </w:r>
+    </w:p>
+    <w:p>
+      <w:pPr>
+        <w:jc w:val="center"/>
+        <w:rPr>
+          <w:rFonts w:ascii="Times New Roman" w:hAnsi="Times New Roman" w:cs="Times New Roman"/>
+          <w:sz w:val="28"/>
+          <w:szCs w:val="28"/>
+        </w:rPr>
+      </w:pPr>
+      <w:r>
+        <w:rPr>
+          <w:rFonts w:ascii="Times New Roman" w:hAnsi="Times New Roman" w:cs="Times New Roman"/>
+          <w:sz w:val="28"/>
+          <w:szCs w:val="28"/>
+        </w:rPr>
+        <w:t xml:space="preserve">Рисунок </w:t>
+      </w:r>
+      <w:r>
+        <w:rPr>
+          <w:rFonts w:ascii="Times New Roman" w:hAnsi="Times New Roman" w:cs="Times New Roman"/>
+          <w:sz w:val="28"/>
+          <w:szCs w:val="28"/>
+        </w:rPr>
+        <w:t>2</w:t>
+      </w:r>
+      <w:r>
+        <w:rPr>
+          <w:rFonts w:ascii="Times New Roman" w:hAnsi="Times New Roman" w:cs="Times New Roman"/>
+          <w:sz w:val="28"/>
+          <w:szCs w:val="28"/>
+        </w:rPr>
+        <w:t xml:space="preserve"> – </w:t>
+      </w:r>
+      <w:r>
+        <w:rPr>
+          <w:rFonts w:ascii="Times New Roman" w:hAnsi="Times New Roman" w:cs="Times New Roman"/>
+          <w:sz w:val="28"/>
+          <w:szCs w:val="28"/>
+        </w:rPr>
+        <w:t>Ошибка ввода данных</w:t>
+      </w:r>
+      <w:r>
+        <w:rPr>
+          <w:rFonts w:ascii="Times New Roman" w:hAnsi="Times New Roman" w:cs="Times New Roman"/>
+          <w:sz w:val="28"/>
+          <w:szCs w:val="28"/>
+        </w:rPr>
+        <w:t>.</w:t>
+      </w:r>
+    </w:p>
+    <w:p>
+      <w:pPr>
+        <w:rPr>
+          <w:rFonts w:ascii="Times New Roman" w:hAnsi="Times New Roman" w:cs="Times New Roman"/>
+          <w:sz w:val="28"/>
+          <w:szCs w:val="28"/>
+        </w:rPr>
+      </w:pPr>
+    </w:p>
+    <w:p>
+      <w:pPr>
+        <w:jc w:val="both"/>
+        <w:rPr>
+          <w:rFonts w:ascii="Times New Roman" w:hAnsi="Times New Roman" w:cs="Times New Roman"/>
+          <w:sz w:val="28"/>
+          <w:szCs w:val="28"/>
+        </w:rPr>
+      </w:pPr>
+      <w:r>
+        <w:rPr>
+          <w:rFonts w:ascii="Times New Roman" w:hAnsi="Times New Roman" w:cs="Times New Roman"/>
+          <w:sz w:val="28"/>
+          <w:szCs w:val="28"/>
+        </w:rPr>
+        <w:t>Тест 3</w:t>
+      </w:r>
+      <w:r>
+        <w:rPr>
+          <w:rFonts w:ascii="Times New Roman" w:hAnsi="Times New Roman" w:cs="Times New Roman"/>
+          <w:sz w:val="28"/>
+          <w:szCs w:val="28"/>
+        </w:rPr>
+        <w:t xml:space="preserve">: </w:t>
+      </w:r>
+      <w:r>
+        <w:rPr>
+          <w:rFonts w:ascii="Times New Roman" w:hAnsi="Times New Roman" w:cs="Times New Roman"/>
+          <w:sz w:val="28"/>
+          <w:szCs w:val="28"/>
+        </w:rPr>
+        <w:t>Тестирование сортировки элементов.</w:t>
+      </w:r>
+    </w:p>
+    <w:p>
+      <w:pPr>
+        <w:rPr>
+          <w:rFonts w:ascii="Times New Roman" w:hAnsi="Times New Roman" w:cs="Times New Roman"/>
+          <w:sz w:val="28"/>
+          <w:szCs w:val="28"/>
+        </w:rPr>
+      </w:pPr>
+      <w:r>
+        <w:rPr>
+          <w:rFonts w:ascii="Times New Roman" w:hAnsi="Times New Roman" w:cs="Times New Roman"/>
+          <w:sz w:val="28"/>
+          <w:szCs w:val="28"/>
+        </w:rPr>
+        <w:t>Тест выполнен успешно.</w:t>
+      </w:r>
+    </w:p>
+    <w:p>
+      <w:pPr>
+        <w:rPr>
+          <w:rFonts w:ascii="Times New Roman" w:hAnsi="Times New Roman" w:cs="Times New Roman"/>
+          <w:sz w:val="28"/>
+          <w:szCs w:val="28"/>
+        </w:rPr>
+      </w:pPr>
+      <w:r>
+        <w:rPr>
+          <w:rFonts w:ascii="Times New Roman" w:hAnsi="Times New Roman" w:cs="Times New Roman"/>
+          <w:sz w:val="28"/>
+          <w:szCs w:val="28"/>
+        </w:rPr>
+        <w:t>Результат выполнени</w:t>
+      </w:r>
+      <w:r>
+        <w:rPr>
+          <w:rFonts w:ascii="Times New Roman" w:hAnsi="Times New Roman" w:cs="Times New Roman"/>
+          <w:sz w:val="28"/>
+          <w:szCs w:val="28"/>
+        </w:rPr>
+        <w:t xml:space="preserve">я теста представлен на рисунке </w:t>
+      </w:r>
+      <w:r>
+        <w:rPr>
+          <w:rFonts w:ascii="Times New Roman" w:hAnsi="Times New Roman" w:cs="Times New Roman"/>
+          <w:sz w:val="28"/>
+          <w:szCs w:val="28"/>
+        </w:rPr>
+        <w:t>4</w:t>
+      </w:r>
+      <w:r>
+        <w:rPr>
+          <w:rFonts w:ascii="Times New Roman" w:hAnsi="Times New Roman" w:cs="Times New Roman"/>
+          <w:sz w:val="28"/>
+          <w:szCs w:val="28"/>
+        </w:rPr>
+        <w:t>.</w:t>
+      </w:r>
+      <w:r>
+        <w:rPr>
+          <w:rFonts w:ascii="Times New Roman" w:hAnsi="Times New Roman" w:cs="Times New Roman"/>
+          <w:sz w:val="28"/>
+          <w:szCs w:val="28"/>
+        </w:rPr>
+        <w:br w:type="page"/>
+      </w:r>
+    </w:p>
+    <w:p>
+      <w:pPr>
+        <w:rPr>
+          <w:rFonts w:ascii="Times New Roman" w:hAnsi="Times New Roman" w:cs="Times New Roman"/>
+          <w:sz w:val="28"/>
+          <w:szCs w:val="28"/>
+        </w:rPr>
+      </w:pPr>
+    </w:p>
+    <w:p>
+      <w:pPr>
+        <w:jc w:val="center"/>
+        <w:rPr>
+          <w:rFonts w:ascii="Times New Roman" w:hAnsi="Times New Roman" w:cs="Times New Roman"/>
+          <w:sz w:val="28"/>
+          <w:szCs w:val="28"/>
+        </w:rPr>
+      </w:pPr>
+      <w:r>
+        <w:rPr>
+          <w:rFonts w:ascii="Times New Roman" w:hAnsi="Times New Roman" w:cs="Times New Roman"/>
+          <w:sz w:val="28"/>
+          <w:szCs w:val="28"/>
+        </w:rPr>
+        <w:drawing>
+          <wp:inline distT="0" distB="0" distL="0" distR="0" wp14:anchorId="7D7C8C27" wp14:editId="3773FB33">
+            <wp:extent cx="4477375" cy="3286584"/>
+            <wp:effectExtent l="0" t="0" r="0" b="9525"/>
+            <wp:docPr id="7" name="Рисунок 7"/>
+            <wp:cNvGraphicFramePr>
+              <a:graphicFrameLocks xmlns:a="http://schemas.openxmlformats.org/drawingml/2006/main" noChangeAspect="1"/>
+            </wp:cNvGraphicFramePr>
+            <a:graphic xmlns:a="http://schemas.openxmlformats.org/drawingml/2006/main">
+              <a:graphicData uri="http://schemas.openxmlformats.org/drawingml/2006/picture">
+                <pic:pic xmlns:pic="http://schemas.openxmlformats.org/drawingml/2006/picture">
+                  <pic:nvPicPr>
+                    <pic:cNvPr id="1" name=""/>
+                    <pic:cNvPicPr/>
+                  </pic:nvPicPr>
+                  <pic:blipFill>
+                    <a:blip r:embed="rId7"/>
+                    <a:stretch>
+                      <a:fillRect/>
+                    </a:stretch>
+                  </pic:blipFill>
+                  <pic:spPr>
+                    <a:xfrm>
+                      <a:off x="0" y="0"/>
+                      <a:ext cx="4477375" cy="3286584"/>
+                    </a:xfrm>
+                    <a:prstGeom prst="rect">
+                      <a:avLst/>
+                    </a:prstGeom>
+                  </pic:spPr>
+                </pic:pic>
+              </a:graphicData>
+            </a:graphic>
+          </wp:inline>
+        </w:drawing>
+      </w:r>
+    </w:p>
+    <w:p>
+      <w:pPr>
+        <w:jc w:val="center"/>
+        <w:rPr>
+          <w:rFonts w:ascii="Times New Roman" w:hAnsi="Times New Roman" w:cs="Times New Roman"/>
+          <w:sz w:val="28"/>
+          <w:szCs w:val="28"/>
+        </w:rPr>
+      </w:pPr>
+      <w:r>
+        <w:rPr>
+          <w:rFonts w:ascii="Times New Roman" w:hAnsi="Times New Roman" w:cs="Times New Roman"/>
+          <w:sz w:val="28"/>
+          <w:szCs w:val="28"/>
+        </w:rPr>
+        <w:t xml:space="preserve">Рисунок </w:t>
+      </w:r>
+      <w:r>
+        <w:rPr>
+          <w:rFonts w:ascii="Times New Roman" w:hAnsi="Times New Roman" w:cs="Times New Roman"/>
+          <w:sz w:val="28"/>
+          <w:szCs w:val="28"/>
+        </w:rPr>
+        <w:t>4</w:t>
+      </w:r>
+      <w:r>
+        <w:rPr>
+          <w:rFonts w:ascii="Times New Roman" w:hAnsi="Times New Roman" w:cs="Times New Roman"/>
+          <w:sz w:val="28"/>
+          <w:szCs w:val="28"/>
+        </w:rPr>
+        <w:t xml:space="preserve"> – Отображение введённого перелёта.</w:t>
+      </w:r>
+    </w:p>
+    <w:p>
+      <w:pPr>
+        <w:rPr>
+          <w:rFonts w:ascii="Times New Roman" w:hAnsi="Times New Roman" w:cs="Times New Roman"/>
+          <w:sz w:val="28"/>
+          <w:szCs w:val="28"/>
+        </w:rPr>
+      </w:pPr>
+    </w:p>
+    <w:p>
+      <w:pPr>
+        <w:jc w:val="both"/>
+        <w:rPr>
+          <w:rFonts w:ascii="Times New Roman" w:hAnsi="Times New Roman" w:cs="Times New Roman"/>
+          <w:sz w:val="28"/>
+          <w:szCs w:val="28"/>
+        </w:rPr>
+      </w:pPr>
+      <w:r>
+        <w:rPr>
+          <w:rFonts w:ascii="Times New Roman" w:hAnsi="Times New Roman" w:cs="Times New Roman"/>
+          <w:sz w:val="28"/>
+          <w:szCs w:val="28"/>
+        </w:rPr>
+        <w:t>Тест 4</w:t>
+      </w:r>
+      <w:r>
+        <w:rPr>
+          <w:rFonts w:ascii="Times New Roman" w:hAnsi="Times New Roman" w:cs="Times New Roman"/>
+          <w:sz w:val="28"/>
+          <w:szCs w:val="28"/>
+        </w:rPr>
+        <w:t xml:space="preserve">: </w:t>
+      </w:r>
+      <w:r>
+        <w:rPr>
+          <w:rFonts w:ascii="Times New Roman" w:hAnsi="Times New Roman" w:cs="Times New Roman"/>
+          <w:sz w:val="28"/>
+          <w:szCs w:val="28"/>
+        </w:rPr>
+        <w:t>Тестирование сохранения данных в файл.</w:t>
+      </w:r>
+    </w:p>
+    <w:p>
+      <w:pPr>
+        <w:rPr>
+          <w:rFonts w:ascii="Times New Roman" w:hAnsi="Times New Roman" w:cs="Times New Roman"/>
+          <w:sz w:val="28"/>
+          <w:szCs w:val="28"/>
+        </w:rPr>
+      </w:pPr>
+      <w:r>
+        <w:rPr>
+          <w:rFonts w:ascii="Times New Roman" w:hAnsi="Times New Roman" w:cs="Times New Roman"/>
+          <w:sz w:val="28"/>
+          <w:szCs w:val="28"/>
+        </w:rPr>
+        <w:t>Тест выполнен успешно.</w:t>
+      </w:r>
+    </w:p>
+    <w:p>
+      <w:pPr>
+        <w:rPr>
+          <w:rFonts w:ascii="Times New Roman" w:hAnsi="Times New Roman" w:cs="Times New Roman"/>
+          <w:sz w:val="28"/>
+          <w:szCs w:val="28"/>
+        </w:rPr>
+      </w:pPr>
+      <w:r>
+        <w:rPr>
+          <w:rFonts w:ascii="Times New Roman" w:hAnsi="Times New Roman" w:cs="Times New Roman"/>
+          <w:sz w:val="28"/>
+          <w:szCs w:val="28"/>
+        </w:rPr>
+        <w:t>Результат выполнени</w:t>
+      </w:r>
+      <w:r>
+        <w:rPr>
+          <w:rFonts w:ascii="Times New Roman" w:hAnsi="Times New Roman" w:cs="Times New Roman"/>
+          <w:sz w:val="28"/>
+          <w:szCs w:val="28"/>
+        </w:rPr>
+        <w:t>я теста представлен на рисунках</w:t>
+      </w:r>
+      <w:r>
+        <w:rPr>
+          <w:rFonts w:ascii="Times New Roman" w:hAnsi="Times New Roman" w:cs="Times New Roman"/>
+          <w:sz w:val="28"/>
+          <w:szCs w:val="28"/>
+        </w:rPr>
+        <w:t xml:space="preserve"> </w:t>
+      </w:r>
+      <w:r>
+        <w:rPr>
+          <w:rFonts w:ascii="Times New Roman" w:hAnsi="Times New Roman" w:cs="Times New Roman"/>
+          <w:sz w:val="28"/>
+          <w:szCs w:val="28"/>
+        </w:rPr>
+        <w:t>5-6</w:t>
+      </w:r>
+      <w:r>
+        <w:rPr>
+          <w:rFonts w:ascii="Times New Roman" w:hAnsi="Times New Roman" w:cs="Times New Roman"/>
+          <w:sz w:val="28"/>
+          <w:szCs w:val="28"/>
+        </w:rPr>
+        <w:t>.</w:t>
+      </w:r>
+    </w:p>
+    <w:p>
+      <w:pPr>
+        <w:rPr>
+          <w:rFonts w:ascii="Times New Roman" w:hAnsi="Times New Roman" w:cs="Times New Roman"/>
+          <w:sz w:val="28"/>
+          <w:szCs w:val="28"/>
+        </w:rPr>
+      </w:pPr>
+    </w:p>
+    <w:p>
+      <w:pPr>
+        <w:jc w:val="center"/>
+        <w:rPr>
+          <w:rFonts w:ascii="Times New Roman" w:hAnsi="Times New Roman" w:cs="Times New Roman"/>
+          <w:sz w:val="28"/>
+          <w:szCs w:val="28"/>
+        </w:rPr>
+      </w:pPr>
+      <w:r>
+        <w:rPr>
+          <w:rFonts w:ascii="Times New Roman" w:hAnsi="Times New Roman" w:cs="Times New Roman"/>
+          <w:sz w:val="28"/>
+          <w:szCs w:val="28"/>
+        </w:rPr>
+        <w:drawing>
+          <wp:inline distT="0" distB="0" distL="0" distR="0" wp14:anchorId="075D1BFB" wp14:editId="3FF6EFA2">
+            <wp:extent cx="5283615" cy="2533650"/>
+            <wp:effectExtent l="0" t="0" r="0" b="0"/>
+            <wp:docPr id="10" name="Рисунок 10"/>
+            <wp:cNvGraphicFramePr>
+              <a:graphicFrameLocks xmlns:a="http://schemas.openxmlformats.org/drawingml/2006/main" noChangeAspect="1"/>
+            </wp:cNvGraphicFramePr>
+            <a:graphic xmlns:a="http://schemas.openxmlformats.org/drawingml/2006/main">
+              <a:graphicData uri="http://schemas.openxmlformats.org/drawingml/2006/picture">
+                <pic:pic xmlns:pic="http://schemas.openxmlformats.org/drawingml/2006/picture">
+                  <pic:nvPicPr>
+                    <pic:cNvPr id="1" name=""/>
+                    <pic:cNvPicPr/>
+                  </pic:nvPicPr>
+                  <pic:blipFill>
+                    <a:blip r:embed="rId8"/>
+                    <a:stretch>
+                      <a:fillRect/>
+                    </a:stretch>
+                  </pic:blipFill>
+                  <pic:spPr>
+                    <a:xfrm>
+                      <a:off x="0" y="0"/>
+                      <a:ext cx="5304780" cy="2543799"/>
+                    </a:xfrm>
+                    <a:prstGeom prst="rect">
+                      <a:avLst/>
+                    </a:prstGeom>
+                  </pic:spPr>
+                </pic:pic>
+              </a:graphicData>
+            </a:graphic>
+          </wp:inline>
+        </w:drawing>
+      </w:r>
+    </w:p>
+    <w:p>
+      <w:pPr>
+        <w:jc w:val="center"/>
+        <w:rPr>
+          <w:rFonts w:ascii="Times New Roman" w:hAnsi="Times New Roman" w:cs="Times New Roman"/>
+          <w:sz w:val="28"/>
+          <w:szCs w:val="28"/>
+        </w:rPr>
+      </w:pPr>
+      <w:r>
+        <w:rPr>
+          <w:rFonts w:ascii="Times New Roman" w:hAnsi="Times New Roman" w:cs="Times New Roman"/>
+          <w:sz w:val="28"/>
+          <w:szCs w:val="28"/>
+        </w:rPr>
+        <w:t xml:space="preserve">Рисунок </w:t>
+      </w:r>
+      <w:r>
+        <w:rPr>
+          <w:rFonts w:ascii="Times New Roman" w:hAnsi="Times New Roman" w:cs="Times New Roman"/>
+          <w:sz w:val="28"/>
+          <w:szCs w:val="28"/>
+        </w:rPr>
+        <w:t>5</w:t>
+      </w:r>
+      <w:r>
+        <w:rPr>
+          <w:rFonts w:ascii="Times New Roman" w:hAnsi="Times New Roman" w:cs="Times New Roman"/>
+          <w:sz w:val="28"/>
+          <w:szCs w:val="28"/>
+        </w:rPr>
+        <w:t xml:space="preserve"> – </w:t>
+      </w:r>
+      <w:r>
+        <w:rPr>
+          <w:rFonts w:ascii="Times New Roman" w:hAnsi="Times New Roman" w:cs="Times New Roman"/>
+          <w:sz w:val="28"/>
+          <w:szCs w:val="28"/>
+        </w:rPr>
+        <w:t>Сообщение об успешном сохранении файла</w:t>
+      </w:r>
+      <w:r>
+        <w:rPr>
+          <w:rFonts w:ascii="Times New Roman" w:hAnsi="Times New Roman" w:cs="Times New Roman"/>
+          <w:sz w:val="28"/>
+          <w:szCs w:val="28"/>
+        </w:rPr>
+        <w:t>.</w:t>
+      </w:r>
+      <w:r>
+        <w:rPr>
+          <w:rFonts w:ascii="Times New Roman" w:hAnsi="Times New Roman" w:cs="Times New Roman"/>
+          <w:sz w:val="28"/>
+          <w:szCs w:val="28"/>
+        </w:rPr>
+        <w:br w:type="page"/>
+      </w:r>
+    </w:p>
+    <w:p>
+      <w:pPr>
+        <w:rPr>
+          <w:rFonts w:ascii="Times New Roman" w:hAnsi="Times New Roman" w:cs="Times New Roman"/>
+          <w:sz w:val="28"/>
+          <w:szCs w:val="28"/>
+        </w:rPr>
+      </w:pPr>
+    </w:p>
+    <w:p>
+      <w:pPr>
+        <w:jc w:val="center"/>
+        <w:rPr>
+          <w:rFonts w:ascii="Times New Roman" w:hAnsi="Times New Roman" w:cs="Times New Roman"/>
+          <w:sz w:val="28"/>
+          <w:szCs w:val="28"/>
+        </w:rPr>
+      </w:pPr>
+      <w:r>
+        <w:rPr>
+          <w:rFonts w:ascii="Times New Roman" w:hAnsi="Times New Roman" w:cs="Times New Roman"/>
+          <w:sz w:val="28"/>
+          <w:szCs w:val="28"/>
+        </w:rPr>
+        <w:drawing>
+          <wp:inline distT="0" distB="0" distL="0" distR="0" wp14:anchorId="0BC46C80" wp14:editId="071346A2">
+            <wp:extent cx="1863471" cy="3476625"/>
+            <wp:effectExtent l="0" t="0" r="3810" b="0"/>
+            <wp:docPr id="12" name="Рисунок 12"/>
+            <wp:cNvGraphicFramePr>
+              <a:graphicFrameLocks xmlns:a="http://schemas.openxmlformats.org/drawingml/2006/main" noChangeAspect="1"/>
+            </wp:cNvGraphicFramePr>
+            <a:graphic xmlns:a="http://schemas.openxmlformats.org/drawingml/2006/main">
+              <a:graphicData uri="http://schemas.openxmlformats.org/drawingml/2006/picture">
+                <pic:pic xmlns:pic="http://schemas.openxmlformats.org/drawingml/2006/picture">
+                  <pic:nvPicPr>
+                    <pic:cNvPr id="1" name=""/>
+                    <pic:cNvPicPr/>
+                  </pic:nvPicPr>
+                  <pic:blipFill>
+                    <a:blip r:embed="rId9"/>
+                    <a:stretch>
+                      <a:fillRect/>
+                    </a:stretch>
+                  </pic:blipFill>
+                  <pic:spPr>
+                    <a:xfrm>
+                      <a:off x="0" y="0"/>
+                      <a:ext cx="1877403" cy="3502617"/>
+                    </a:xfrm>
+                    <a:prstGeom prst="rect">
+                      <a:avLst/>
+                    </a:prstGeom>
+                  </pic:spPr>
+                </pic:pic>
+              </a:graphicData>
+            </a:graphic>
+          </wp:inline>
+        </w:drawing>
+      </w:r>
+    </w:p>
+    <w:p>
+      <w:pPr>
+        <w:jc w:val="center"/>
+        <w:rPr>
+          <w:rFonts w:ascii="Times New Roman" w:hAnsi="Times New Roman" w:cs="Times New Roman"/>
+          <w:sz w:val="28"/>
+          <w:szCs w:val="28"/>
+        </w:rPr>
+      </w:pPr>
+      <w:r>
+        <w:rPr>
+          <w:rFonts w:ascii="Times New Roman" w:hAnsi="Times New Roman" w:cs="Times New Roman"/>
+          <w:sz w:val="28"/>
+          <w:szCs w:val="28"/>
+        </w:rPr>
+        <w:t xml:space="preserve">Рисунок </w:t>
+      </w:r>
+      <w:r>
+        <w:rPr>
+          <w:rFonts w:ascii="Times New Roman" w:hAnsi="Times New Roman" w:cs="Times New Roman"/>
+          <w:sz w:val="28"/>
+          <w:szCs w:val="28"/>
+        </w:rPr>
+        <w:t>6</w:t>
+      </w:r>
+      <w:r>
+        <w:rPr>
+          <w:rFonts w:ascii="Times New Roman" w:hAnsi="Times New Roman" w:cs="Times New Roman"/>
+          <w:sz w:val="28"/>
+          <w:szCs w:val="28"/>
+        </w:rPr>
+        <w:t xml:space="preserve"> – </w:t>
+      </w:r>
+      <w:r>
+        <w:rPr>
+          <w:rFonts w:ascii="Times New Roman" w:hAnsi="Times New Roman" w:cs="Times New Roman"/>
+          <w:sz w:val="28"/>
+          <w:szCs w:val="28"/>
+        </w:rPr>
+        <w:t xml:space="preserve">Содержимое файла </w:t>
+      </w:r>
+      <w:r>
+        <w:rPr>
+          <w:rFonts w:ascii="Times New Roman" w:hAnsi="Times New Roman" w:cs="Times New Roman"/>
+          <w:sz w:val="28"/>
+          <w:szCs w:val="28"/>
+          <w:lang w:val="en-US"/>
+        </w:rPr>
+        <w:t>data</w:t>
+      </w:r>
+      <w:r>
+        <w:rPr>
+          <w:rFonts w:ascii="Times New Roman" w:hAnsi="Times New Roman" w:cs="Times New Roman"/>
+          <w:sz w:val="28"/>
+          <w:szCs w:val="28"/>
+        </w:rPr>
+        <w:t>.</w:t>
+      </w:r>
+      <w:r>
+        <w:rPr>
+          <w:rFonts w:ascii="Times New Roman" w:hAnsi="Times New Roman" w:cs="Times New Roman"/>
+          <w:sz w:val="28"/>
+          <w:szCs w:val="28"/>
+          <w:lang w:val="en-US"/>
+        </w:rPr>
+        <w:t>txt</w:t>
+      </w:r>
+      <w:r>
+        <w:rPr>
+          <w:rFonts w:ascii="Times New Roman" w:hAnsi="Times New Roman" w:cs="Times New Roman"/>
+          <w:sz w:val="28"/>
+          <w:szCs w:val="28"/>
+        </w:rPr>
+        <w:t>.</w:t>
+      </w:r>
+    </w:p>
+    <w:p>
+      <w:pPr>
+        <w:rPr>
+          <w:rFonts w:ascii="Times New Roman" w:hAnsi="Times New Roman" w:cs="Times New Roman"/>
+          <w:sz w:val="28"/>
+          <w:szCs w:val="28"/>
+        </w:rPr>
+      </w:pPr>
+    </w:p>
+    <w:p>
+      <w:pPr>
+        <w:rPr>
+          <w:rFonts w:ascii="Times New Roman" w:hAnsi="Times New Roman" w:cs="Times New Roman"/>
+          <w:sz w:val="28"/>
+          <w:szCs w:val="28"/>
+        </w:rPr>
+      </w:pPr>
+      <w:r>
+        <w:rPr>
+          <w:rFonts w:ascii="Times New Roman" w:hAnsi="Times New Roman" w:cs="Times New Roman"/>
+          <w:sz w:val="28"/>
+          <w:szCs w:val="28"/>
+        </w:rPr>
+        <w:t>Все тесты были выполнены успешно.</w:t>
+      </w:r>
+      <w:r>
+        <w:rPr>
+          <w:rFonts w:ascii="Times New Roman" w:hAnsi="Times New Roman" w:cs="Times New Roman"/>
+          <w:sz w:val="28"/>
+          <w:szCs w:val="28"/>
+        </w:rPr>
+        <w:br/>
+      </w:r>
       <w:bookmarkStart w:id="0" w:name="_GoBack"/>
       <w:bookmarkEnd w:id="0"/>
+      <w:r>
+        <w:rPr>
+          <w:rFonts w:ascii="Times New Roman" w:hAnsi="Times New Roman" w:cs="Times New Roman"/>
+          <w:sz w:val="28"/>
+          <w:szCs w:val="28"/>
+        </w:rPr>
+        <w:t>Коэффициент выполненных тестов 100</w:t>
+      </w:r>
+      <w:r>
+        <w:rPr>
+          <w:rFonts w:ascii="Times New Roman" w:hAnsi="Times New Roman" w:cs="Times New Roman"/>
+          <w:sz w:val="28"/>
+          <w:szCs w:val="28"/>
+        </w:rPr>
+        <w:t>%.</w:t>
+      </w:r>
     </w:p>
     <w:sectPr>
       <w:pgSz w:w="11906" w:h="16838"/>
@@ -14,6 +1005,100 @@
     </w:sectPr>
   </w:body>
 </w:document>
+</file>
+
+<file path=word/numbering.xml><?xml version="1.0" encoding="utf-8"?>
+<w:numbering xmlns:wpc="http://schemas.microsoft.com/office/word/2010/wordprocessingCanvas" xmlns:mc="http://schemas.openxmlformats.org/markup-compatibility/2006" xmlns:o="urn:schemas-microsoft-com:office:office" xmlns:r="http://schemas.openxmlformats.org/officeDocument/2006/relationships" xmlns:m="http://schemas.openxmlformats.org/officeDocument/2006/math" xmlns:v="urn:schemas-microsoft-com:vml" xmlns:wp14="http://schemas.microsoft.com/office/word/2010/wordprocessingDrawing" xmlns:wp="http://schemas.openxmlformats.org/drawingml/2006/wordprocessingDrawing" xmlns:w10="urn:schemas-microsoft-com:office:word" xmlns:w="http://schemas.openxmlformats.org/wordprocessingml/2006/main" xmlns:w14="http://schemas.microsoft.com/office/word/2010/wordml" xmlns:w15="http://schemas.microsoft.com/office/word/2012/wordml" xmlns:wpg="http://schemas.microsoft.com/office/word/2010/wordprocessingGroup" xmlns:wpi="http://schemas.microsoft.com/office/word/2010/wordprocessingInk" xmlns:wne="http://schemas.microsoft.com/office/word/2006/wordml" xmlns:wps="http://schemas.microsoft.com/office/word/2010/wordprocessingShape" mc:Ignorable="w14 w15 wp14">
+  <w:abstractNum w:abstractNumId="0" w15:restartNumberingAfterBreak="0">
+    <w:nsid w:val="1E2F3602"/>
+    <w:multiLevelType w:val="hybridMultilevel"/>
+    <w:tmpl w:val="737487CE"/>
+    <w:lvl w:ilvl="0" w:tplc="0419000F">
+      <w:start w:val="1"/>
+      <w:numFmt w:val="decimal"/>
+      <w:lvlText w:val="%1."/>
+      <w:lvlJc w:val="left"/>
+      <w:pPr>
+        <w:ind w:left="720" w:hanging="360"/>
+      </w:pPr>
+    </w:lvl>
+    <w:lvl w:ilvl="1" w:tplc="04190019" w:tentative="1">
+      <w:start w:val="1"/>
+      <w:numFmt w:val="lowerLetter"/>
+      <w:lvlText w:val="%2."/>
+      <w:lvlJc w:val="left"/>
+      <w:pPr>
+        <w:ind w:left="1440" w:hanging="360"/>
+      </w:pPr>
+    </w:lvl>
+    <w:lvl w:ilvl="2" w:tplc="0419001B" w:tentative="1">
+      <w:start w:val="1"/>
+      <w:numFmt w:val="lowerRoman"/>
+      <w:lvlText w:val="%3."/>
+      <w:lvlJc w:val="right"/>
+      <w:pPr>
+        <w:ind w:left="2160" w:hanging="180"/>
+      </w:pPr>
+    </w:lvl>
+    <w:lvl w:ilvl="3" w:tplc="0419000F" w:tentative="1">
+      <w:start w:val="1"/>
+      <w:numFmt w:val="decimal"/>
+      <w:lvlText w:val="%4."/>
+      <w:lvlJc w:val="left"/>
+      <w:pPr>
+        <w:ind w:left="2880" w:hanging="360"/>
+      </w:pPr>
+    </w:lvl>
+    <w:lvl w:ilvl="4" w:tplc="04190019" w:tentative="1">
+      <w:start w:val="1"/>
+      <w:numFmt w:val="lowerLetter"/>
+      <w:lvlText w:val="%5."/>
+      <w:lvlJc w:val="left"/>
+      <w:pPr>
+        <w:ind w:left="3600" w:hanging="360"/>
+      </w:pPr>
+    </w:lvl>
+    <w:lvl w:ilvl="5" w:tplc="0419001B" w:tentative="1">
+      <w:start w:val="1"/>
+      <w:numFmt w:val="lowerRoman"/>
+      <w:lvlText w:val="%6."/>
+      <w:lvlJc w:val="right"/>
+      <w:pPr>
+        <w:ind w:left="4320" w:hanging="180"/>
+      </w:pPr>
+    </w:lvl>
+    <w:lvl w:ilvl="6" w:tplc="0419000F" w:tentative="1">
+      <w:start w:val="1"/>
+      <w:numFmt w:val="decimal"/>
+      <w:lvlText w:val="%7."/>
+      <w:lvlJc w:val="left"/>
+      <w:pPr>
+        <w:ind w:left="5040" w:hanging="360"/>
+      </w:pPr>
+    </w:lvl>
+    <w:lvl w:ilvl="7" w:tplc="04190019" w:tentative="1">
+      <w:start w:val="1"/>
+      <w:numFmt w:val="lowerLetter"/>
+      <w:lvlText w:val="%8."/>
+      <w:lvlJc w:val="left"/>
+      <w:pPr>
+        <w:ind w:left="5760" w:hanging="360"/>
+      </w:pPr>
+    </w:lvl>
+    <w:lvl w:ilvl="8" w:tplc="0419001B" w:tentative="1">
+      <w:start w:val="1"/>
+      <w:numFmt w:val="lowerRoman"/>
+      <w:lvlText w:val="%9."/>
+      <w:lvlJc w:val="right"/>
+      <w:pPr>
+        <w:ind w:left="6480" w:hanging="180"/>
+      </w:pPr>
+    </w:lvl>
+  </w:abstractNum>
+  <w:num w:numId="1">
+    <w:abstractNumId w:val="0"/>
+  </w:num>
+</w:numbering>
 </file>
 
 <file path=word/styles.xml><?xml version="1.0" encoding="utf-8"?>
@@ -437,6 +1522,17 @@
     <w:semiHidden/>
     <w:unhideWhenUsed/>
   </w:style>
+  <w:style w:type="paragraph" w:styleId="a3">
+    <w:name w:val="List Paragraph"/>
+    <w:basedOn w:val="a"/>
+    <w:uiPriority w:val="34"/>
+    <w:qFormat/>
+    <w:rsid w:val="00FC7087"/>
+    <w:pPr>
+      <w:ind w:left="720"/>
+      <w:contextualSpacing/>
+    </w:pPr>
+  </w:style>
 </w:styles>
 </file>
 
